--- a/ky/wisdom-stories/belling-the-cat.docx
+++ b/ky/wisdom-stories/belling-the-cat.docx
@@ -27,7 +27,7 @@
     </w:p>
     <w:p>
       <w:r>
-        <w:t>Чычкандар кубанып, бири-бирин карашты. Кандай сонун ой! Буга чейин эмнеге ойлонушкан эмес? Баары жаш чычканды кол чабуулар менен кубатташты.</w:t>
+        <w:t>Чычкандар кубанып, бири-бирин карашты. Кандай сонун ой! Буга чейин эмнеге муну ойлоп табышкан эмес? Баары жаш чычканды кол чабуулар менен кубатташты.</w:t>
       </w:r>
     </w:p>
     <w:p>
